--- a/校园二手交易平台使用说明书.docx
+++ b/校园二手交易平台使用说明书.docx
@@ -2,328 +2,257 @@
 <file path=word/document.xml><?xml version="1.0" encoding="utf-8"?>
 <w:document xmlns:wpc="http://schemas.microsoft.com/office/word/2010/wordprocessingCanvas" xmlns:mo="http://schemas.microsoft.com/office/mac/office/2008/main" xmlns:mc="http://schemas.openxmlformats.org/markup-compatibility/2006" xmlns:mv="urn:schemas-microsoft-com:mac:vml" xmlns:o="urn:schemas-microsoft-com:office:office" xmlns:r="http://schemas.openxmlformats.org/officeDocument/2006/relationships" xmlns:m="http://schemas.openxmlformats.org/officeDocument/2006/math" xmlns:v="urn:schemas-microsoft-com:vml" xmlns:wp14="http://schemas.microsoft.com/office/word/2010/wordprocessingDrawing" xmlns:wp="http://schemas.openxmlformats.org/drawingml/2006/wordprocessingDrawing" xmlns:w10="urn:schemas-microsoft-com:office:word" xmlns:w="http://schemas.openxmlformats.org/wordprocessingml/2006/main" xmlns:w14="http://schemas.microsoft.com/office/word/2010/wordml" xmlns:wpg="http://schemas.microsoft.com/office/word/2010/wordprocessingGroup" xmlns:wpi="http://schemas.microsoft.com/office/word/2010/wordprocessingInk" xmlns:wne="http://schemas.microsoft.com/office/word/2006/wordml" xmlns:wps="http://schemas.microsoft.com/office/word/2010/wordprocessingShape" mc:Ignorable="w14 wp14">
   <w:body>
+    <w:p>
+      <w:pPr/>
+      <w:r>
+        <w:t xml:space="preserve">校园二手交易平台使用说明书  </w:t>
+      </w:r>
+    </w:p>
+    <w:p>
+      <w:pPr/>
+      <w:r>
+        <w:t xml:space="preserve">版本号：V2.0（全链路版）  </w:t>
+      </w:r>
+    </w:p>
+    <w:p>
+      <w:pPr/>
+      <w:r>
+        <w:t>发行单位：苏州城市学院 计算科学与人工智能学院</w:t>
+      </w:r>
+    </w:p>
+    <w:p/>
+    <w:p>
+      <w:pPr>
+        <w:pStyle w:val="Heading2"/>
+        <w:jc w:val="left"/>
+      </w:pPr>
+      <w:r>
+        <w:t>目录</w:t>
+      </w:r>
+    </w:p>
+    <w:p>
+      <w:pPr/>
+      <w:r>
+        <w:t>引言</w:t>
+      </w:r>
+    </w:p>
+    <w:p>
+      <w:pPr/>
+      <w:r>
+        <w:t>运行环境</w:t>
+      </w:r>
+    </w:p>
+    <w:p>
+      <w:pPr/>
+      <w:r>
+        <w:t>学生端操作</w:t>
+      </w:r>
+    </w:p>
+    <w:p>
+      <w:pPr/>
+      <w:r>
+        <w:t>管理员端操作</w:t>
+      </w:r>
+    </w:p>
+    <w:p>
+      <w:pPr/>
+      <w:r>
+        <w:t>分类导航与快速筛选</w:t>
+      </w:r>
+    </w:p>
+    <w:p>
+      <w:pPr/>
+      <w:r>
+        <w:t>支付、物流与风控</w:t>
+      </w:r>
+    </w:p>
+    <w:p>
+      <w:pPr/>
+      <w:r>
+        <w:t>常见问题</w:t>
+      </w:r>
+    </w:p>
+    <w:p>
+      <w:pPr/>
+      <w:r>
+        <w:t>版本更新记录</w:t>
+      </w:r>
+    </w:p>
+    <w:p/>
+    <w:p>
+      <w:pPr>
+        <w:pStyle w:val="Heading2"/>
+        <w:jc w:val="left"/>
+      </w:pPr>
+      <w:r>
+        <w:t>1. 引言</w:t>
+      </w:r>
+    </w:p>
+    <w:p>
+      <w:pPr>
+        <w:pStyle w:val="Heading2"/>
+        <w:jc w:val="left"/>
+      </w:pPr>
+      <w:r>
+        <w:t>1.1 编写目的</w:t>
+      </w:r>
+    </w:p>
+    <w:p>
+      <w:pPr/>
+      <w:r>
+        <w:t>本文档用于指导学生用户和管理员用户使用校园二手交易平台，并作为答辩演示与系统验收的统一操作依据。</w:t>
+      </w:r>
+    </w:p>
+    <w:p/>
+    <w:p>
+      <w:pPr>
+        <w:pStyle w:val="Heading2"/>
+        <w:jc w:val="left"/>
+      </w:pPr>
+      <w:r>
+        <w:t>1.2 系统概述</w:t>
+      </w:r>
+    </w:p>
+    <w:p>
+      <w:pPr/>
+      <w:r>
+        <w:t>前端采用 Quasar + Vue3。</w:t>
+      </w:r>
+    </w:p>
+    <w:p>
+      <w:pPr/>
+      <w:r>
+        <w:t>后端采用 Spring Boot + MyBatis，提供认证、商品、订单、消息、审核、支付接口。</w:t>
+      </w:r>
+    </w:p>
+    <w:p>
+      <w:pPr/>
+      <w:r>
+        <w:t>数据库使用 MySQL，平台数据已持久化。</w:t>
+      </w:r>
+    </w:p>
+    <w:p>
+      <w:pPr/>
+      <w:r>
+        <w:t>已实现完整业务闭环：登录认证 -&gt; 浏览筛选 -&gt; 详情咨询 -&gt; 下单支付 -&gt; 履约跟踪 -&gt; 后台治理。</w:t>
+      </w:r>
+    </w:p>
+    <w:p/>
+    <w:p>
+      <w:pPr>
+        <w:pStyle w:val="Heading2"/>
+        <w:jc w:val="left"/>
+      </w:pPr>
+      <w:r>
+        <w:t>1.3 功能概览</w:t>
+      </w:r>
+    </w:p>
+    <w:p>
+      <w:pPr/>
+      <w:r>
+        <w:t>学生端：登录、搜索、发布、收藏、下单、支付、消息、订单管理。</w:t>
+      </w:r>
+    </w:p>
+    <w:p>
+      <w:pPr/>
+      <w:r>
+        <w:t>管理端：商品审核、订单管理、用户治理、风控处置、数据看板。</w:t>
+      </w:r>
+    </w:p>
+    <w:p>
+      <w:pPr/>
+      <w:r>
+        <w:t>系统支持分类导航直达与快速筛选参数化跳转。</w:t>
+      </w:r>
+    </w:p>
+    <w:p/>
+    <w:p>
+      <w:pPr>
+        <w:pStyle w:val="Heading2"/>
+        <w:jc w:val="left"/>
+      </w:pPr>
+      <w:r>
+        <w:t>2. 运行环境</w:t>
+      </w:r>
+    </w:p>
+    <w:p>
+      <w:pPr/>
+      <w:r>
+        <w:t>客户端：Windows/macOS 主流浏览器，Android/iOS 移动浏览器。</w:t>
+      </w:r>
+    </w:p>
+    <w:p>
+      <w:pPr/>
+      <w:r>
+        <w:t>浏览器：Chrome、Edge、Safari 最新稳定版。</w:t>
+      </w:r>
+    </w:p>
+    <w:p>
+      <w:pPr/>
+      <w:r>
+        <w:t>服务端：Java 17、Spring Boot 3.x、MySQL 8.x、Redis 6.x。</w:t>
+      </w:r>
+    </w:p>
+    <w:p>
+      <w:pPr/>
+      <w:r>
+        <w:t>网络：校园网或公网访问均可。</w:t>
+      </w:r>
+    </w:p>
+    <w:p/>
+    <w:p>
+      <w:pPr>
+        <w:pStyle w:val="Heading2"/>
+        <w:jc w:val="left"/>
+      </w:pPr>
+      <w:r>
+        <w:t>3. 学生端操作</w:t>
+      </w:r>
+    </w:p>
+    <w:p>
+      <w:pPr>
+        <w:pStyle w:val="Heading2"/>
+        <w:jc w:val="left"/>
+      </w:pPr>
+      <w:r>
+        <w:t>3.1 登录与认证</w:t>
+      </w:r>
+    </w:p>
+    <w:p>
+      <w:pPr/>
+      <w:r>
+        <w:t>进入首页点击“登录”。</w:t>
+      </w:r>
+    </w:p>
+    <w:p>
+      <w:pPr/>
+      <w:r>
+        <w:t>输入账号密码后完成登录。</w:t>
+      </w:r>
+    </w:p>
+    <w:p>
+      <w:pPr/>
+      <w:r>
+        <w:t>未认证用户首次交易会触发校园认证流程。</w:t>
+      </w:r>
+    </w:p>
+    <w:p/>
     <w:p>
       <w:pPr>
         <w:jc w:val="center"/>
       </w:pPr>
       <w:r>
         <w:rPr>
-          <w:b/>
-          <w:sz w:val="32"/>
+          <w:rFonts w:ascii="Times New Roman" w:hAnsi="Times New Roman" w:eastAsia="宋体"/>
+          <w:sz w:val="22"/>
         </w:rPr>
-        <w:t>校园二手交易平台</w:t>
+        <w:t>图3-1 学生登录页面</w:t>
       </w:r>
     </w:p>
     <w:p>
       <w:pPr>
         <w:jc w:val="center"/>
       </w:pPr>
-      <w:r>
-        <w:rPr>
-          <w:b w:val="0"/>
-        </w:rPr>
-        <w:t>版本号 V1.0</w:t>
-      </w:r>
-    </w:p>
-    <w:p>
-      <w:pPr>
-        <w:jc w:val="center"/>
-      </w:pPr>
-      <w:r>
-        <w:rPr>
-          <w:b/>
-          <w:sz w:val="32"/>
-        </w:rPr>
-        <w:t>使用说明书</w:t>
-      </w:r>
-    </w:p>
-    <w:p>
-      <w:pPr>
-        <w:jc w:val="center"/>
-      </w:pPr>
-      <w:r>
-        <w:rPr>
-          <w:b w:val="0"/>
-        </w:rPr>
-        <w:t>发行单位：苏州城市学院 计算科学与人工智能学院</w:t>
-      </w:r>
-    </w:p>
-    <w:p>
-      <w:pPr>
-        <w:jc w:val="center"/>
-      </w:pPr>
-      <w:r>
-        <w:rPr>
-          <w:b w:val="0"/>
-        </w:rPr>
-        <w:t>联系电话：—</w:t>
-      </w:r>
-    </w:p>
-    <w:p/>
-    <w:p>
-      <w:r>
-        <w:t>目录</w:t>
-      </w:r>
-    </w:p>
-    <w:p>
-      <w:r>
-        <w:t>1、引言</w:t>
-      </w:r>
-    </w:p>
-    <w:p>
-      <w:r>
-        <w:t>1.1 引言</w:t>
-      </w:r>
-    </w:p>
-    <w:p>
-      <w:r>
-        <w:t>1.2 系统功能介绍</w:t>
-      </w:r>
-    </w:p>
-    <w:p>
-      <w:r>
-        <w:t>2、系统运行需求</w:t>
-      </w:r>
-    </w:p>
-    <w:p>
-      <w:r>
-        <w:t>2.1 系统运行环境</w:t>
-      </w:r>
-    </w:p>
-    <w:p>
-      <w:r>
-        <w:t>3、基本操作</w:t>
-      </w:r>
-    </w:p>
-    <w:p>
-      <w:r>
-        <w:t>3.1 登录与校园认证</w:t>
-      </w:r>
-    </w:p>
-    <w:p>
-      <w:r>
-        <w:t>3.2 客户端主页</w:t>
-      </w:r>
-    </w:p>
-    <w:p>
-      <w:r>
-        <w:t>3.3 商品详情与收藏</w:t>
-      </w:r>
-    </w:p>
-    <w:p>
-      <w:r>
-        <w:t>3.4 买家订单管理</w:t>
-      </w:r>
-    </w:p>
-    <w:p>
-      <w:r>
-        <w:t>3.5 我的中心（学生身份）</w:t>
-      </w:r>
-    </w:p>
-    <w:p>
-      <w:r>
-        <w:t>3.6 管理员管理系统</w:t>
-      </w:r>
-    </w:p>
-    <w:p>
-      <w:pPr>
-        <w:pStyle w:val="Heading1"/>
-      </w:pPr>
-      <w:r>
-        <w:t>1、引言</w:t>
-      </w:r>
-    </w:p>
-    <w:p>
-      <w:pPr>
-        <w:pStyle w:val="Heading2"/>
-      </w:pPr>
-      <w:r>
-        <w:t>1.1 引言</w:t>
-      </w:r>
-    </w:p>
-    <w:p>
-      <w:r>
-        <w:t>在绿色校园与资源循环利用的背景下，学生闲置物品数量持续增长。线下跳蚤市场、论坛或群聊等方式存在信息碎片化、检索困难、信任机制薄弱等问题，导致供需匹配效率低。校园二手交易平台通过数字化手段整合发布、检索、交易与沟通流程，提供统一的身份认证与信用体系，提升交易效率与安全性，降低多端开发与使用成本。</w:t>
-      </w:r>
-    </w:p>
-    <w:p>
-      <w:pPr>
-        <w:pStyle w:val="Heading2"/>
-      </w:pPr>
-      <w:r>
-        <w:t>1.2 系统功能介绍</w:t>
-      </w:r>
-    </w:p>
-    <w:p>
-      <w:pPr>
-        <w:pStyle w:val="ListBullet"/>
-      </w:pPr>
-      <w:r>
-        <w:t>学生/管理员登录与校园认证</w:t>
-      </w:r>
-    </w:p>
-    <w:p>
-      <w:pPr>
-        <w:pStyle w:val="ListBullet"/>
-      </w:pPr>
-      <w:r>
-        <w:t>学生账号同时具备买家与卖家身份</w:t>
-      </w:r>
-    </w:p>
-    <w:p>
-      <w:pPr>
-        <w:pStyle w:val="ListBullet"/>
-      </w:pPr>
-      <w:r>
-        <w:t>首页浏览与分类推荐</w:t>
-      </w:r>
-    </w:p>
-    <w:p>
-      <w:pPr>
-        <w:pStyle w:val="ListBullet"/>
-      </w:pPr>
-      <w:r>
-        <w:t>搜索与多条件筛选</w:t>
-      </w:r>
-    </w:p>
-    <w:p>
-      <w:pPr>
-        <w:pStyle w:val="ListBullet"/>
-      </w:pPr>
-      <w:r>
-        <w:t>商品发布、图片上传与编辑</w:t>
-      </w:r>
-    </w:p>
-    <w:p>
-      <w:pPr>
-        <w:pStyle w:val="ListBullet"/>
-      </w:pPr>
-      <w:r>
-        <w:t>商品详情、收藏与交易安全提示</w:t>
-      </w:r>
-    </w:p>
-    <w:p>
-      <w:pPr>
-        <w:pStyle w:val="ListBullet"/>
-      </w:pPr>
-      <w:r>
-        <w:t>消息沟通与联系方式</w:t>
-      </w:r>
-    </w:p>
-    <w:p>
-      <w:pPr>
-        <w:pStyle w:val="ListBullet"/>
-      </w:pPr>
-      <w:r>
-        <w:t>订单管理（我买到的/我卖掉的）</w:t>
-      </w:r>
-    </w:p>
-    <w:p>
-      <w:pPr>
-        <w:pStyle w:val="ListBullet"/>
-      </w:pPr>
-      <w:r>
-        <w:t>“我的”中心：发布、编辑、上下架与收藏</w:t>
-      </w:r>
-    </w:p>
-    <w:p>
-      <w:pPr>
-        <w:pStyle w:val="ListBullet"/>
-      </w:pPr>
-      <w:r>
-        <w:t>管理员审核与用户管理</w:t>
-      </w:r>
-    </w:p>
-    <w:p>
-      <w:pPr>
-        <w:pStyle w:val="Heading1"/>
-      </w:pPr>
-      <w:r>
-        <w:t>2、系统运行需求</w:t>
-      </w:r>
-    </w:p>
-    <w:p>
-      <w:pPr>
-        <w:pStyle w:val="Heading2"/>
-      </w:pPr>
-      <w:r>
-        <w:t>2.1 系统运行环境</w:t>
-      </w:r>
-    </w:p>
-    <w:p>
-      <w:pPr>
-        <w:pStyle w:val="ListBullet"/>
-      </w:pPr>
-      <w:r>
-        <w:t>终端：Windows 10/11、macOS 或主流 Android/iOS 手机</w:t>
-      </w:r>
-    </w:p>
-    <w:p>
-      <w:pPr>
-        <w:pStyle w:val="ListBullet"/>
-      </w:pPr>
-      <w:r>
-        <w:t>浏览器：Chrome、Edge、Safari（建议使用最新版本）</w:t>
-      </w:r>
-    </w:p>
-    <w:p>
-      <w:pPr>
-        <w:pStyle w:val="ListBullet"/>
-      </w:pPr>
-      <w:r>
-        <w:t>网络：稳定的校园网或移动网络连接</w:t>
-      </w:r>
-    </w:p>
-    <w:p>
-      <w:pPr>
-        <w:pStyle w:val="ListBullet"/>
-      </w:pPr>
-      <w:r>
-        <w:t>其他：建议开启浏览器本地存储权限，用于保存登录状态与偏好</w:t>
-      </w:r>
-    </w:p>
-    <w:p>
-      <w:pPr>
-        <w:pStyle w:val="Heading1"/>
-      </w:pPr>
-      <w:r>
-        <w:t>3、基本操作</w:t>
-      </w:r>
-    </w:p>
-    <w:p>
-      <w:pPr>
-        <w:pStyle w:val="Heading2"/>
-      </w:pPr>
-      <w:r>
-        <w:t>3.1 登录与校园认证</w:t>
-      </w:r>
-    </w:p>
-    <w:p>
-      <w:r>
-        <w:t>步骤拆分：</w:t>
-      </w:r>
-    </w:p>
-    <w:p>
-      <w:r>
-        <w:t>1) 打开平台首页，选择“学生登录”或“管理员登录”。</w:t>
-      </w:r>
-    </w:p>
-    <w:p>
-      <w:r>
-        <w:t>2) 学生登录后进入首页，可点击“校园认证”完成认证提示。</w:t>
-      </w:r>
-    </w:p>
-    <w:p>
-      <w:r>
-        <w:t>3) 管理员登录后进入后台管理系统。</w:t>
-      </w:r>
-    </w:p>
-    <w:p>
-      <w:r>
-        <w:t>图3.1.1 学生登录页面</w:t>
-      </w:r>
-    </w:p>
-    <w:p>
       <w:r>
         <w:drawing>
           <wp:inline xmlns:a="http://schemas.openxmlformats.org/drawingml/2006/main" xmlns:pic="http://schemas.openxmlformats.org/drawingml/2006/picture">
@@ -359,16 +288,55 @@
         </w:drawing>
       </w:r>
     </w:p>
+    <w:p/>
     <w:p>
+      <w:pPr>
+        <w:pStyle w:val="Heading2"/>
+        <w:jc w:val="left"/>
+      </w:pPr>
       <w:r>
-        <w:t>图3.1.2 管理员登录页面</w:t>
+        <w:t>3.2 浏览与筛选</w:t>
       </w:r>
     </w:p>
     <w:p>
+      <w:pPr/>
+      <w:r>
+        <w:t>在首页查看推荐与分类入口。</w:t>
+      </w:r>
+    </w:p>
+    <w:p>
+      <w:pPr/>
+      <w:r>
+        <w:t>进入搜索页后可按关键词、分类、校区、价格、成色筛选。</w:t>
+      </w:r>
+    </w:p>
+    <w:p>
+      <w:pPr/>
+      <w:r>
+        <w:t>支持排序：最新、价格升序、价格降序。</w:t>
+      </w:r>
+    </w:p>
+    <w:p/>
+    <w:p>
+      <w:pPr>
+        <w:jc w:val="center"/>
+      </w:pPr>
+      <w:r>
+        <w:rPr>
+          <w:rFonts w:ascii="Times New Roman" w:hAnsi="Times New Roman" w:eastAsia="宋体"/>
+          <w:sz w:val="22"/>
+        </w:rPr>
+        <w:t>图3-2 首页界面</w:t>
+      </w:r>
+    </w:p>
+    <w:p>
+      <w:pPr>
+        <w:jc w:val="center"/>
+      </w:pPr>
       <w:r>
         <w:drawing>
           <wp:inline xmlns:a="http://schemas.openxmlformats.org/drawingml/2006/main" xmlns:pic="http://schemas.openxmlformats.org/drawingml/2006/picture">
-            <wp:extent cx="5303520" cy="3314700"/>
+            <wp:extent cx="5303520" cy="5704967"/>
             <wp:docPr id="2" name="Picture 2"/>
             <wp:cNvGraphicFramePr>
               <a:graphicFrameLocks noChangeAspect="1"/>
@@ -377,11 +345,143 @@
               <a:graphicData uri="http://schemas.openxmlformats.org/drawingml/2006/picture">
                 <pic:pic>
                   <pic:nvPicPr>
-                    <pic:cNvPr id="0" name="fig_3_1_2_admin_login.png"/>
+                    <pic:cNvPr id="0" name="fig_3_2_1_home.png"/>
                     <pic:cNvPicPr/>
                   </pic:nvPicPr>
                   <pic:blipFill>
                     <a:blip r:embed="rId10"/>
+                    <a:stretch>
+                      <a:fillRect/>
+                    </a:stretch>
+                  </pic:blipFill>
+                  <pic:spPr>
+                    <a:xfrm>
+                      <a:off x="0" y="0"/>
+                      <a:ext cx="5303520" cy="5704967"/>
+                    </a:xfrm>
+                    <a:prstGeom prst="rect"/>
+                  </pic:spPr>
+                </pic:pic>
+              </a:graphicData>
+            </a:graphic>
+          </wp:inline>
+        </w:drawing>
+      </w:r>
+    </w:p>
+    <w:p/>
+    <w:p>
+      <w:pPr>
+        <w:jc w:val="center"/>
+      </w:pPr>
+      <w:r>
+        <w:rPr>
+          <w:rFonts w:ascii="Times New Roman" w:hAnsi="Times New Roman" w:eastAsia="宋体"/>
+          <w:sz w:val="22"/>
+        </w:rPr>
+        <w:t>图3-3 搜索筛选界面</w:t>
+      </w:r>
+    </w:p>
+    <w:p>
+      <w:pPr>
+        <w:jc w:val="center"/>
+      </w:pPr>
+      <w:r>
+        <w:drawing>
+          <wp:inline xmlns:a="http://schemas.openxmlformats.org/drawingml/2006/main" xmlns:pic="http://schemas.openxmlformats.org/drawingml/2006/picture">
+            <wp:extent cx="5303520" cy="4139692"/>
+            <wp:docPr id="3" name="Picture 3"/>
+            <wp:cNvGraphicFramePr>
+              <a:graphicFrameLocks noChangeAspect="1"/>
+            </wp:cNvGraphicFramePr>
+            <a:graphic>
+              <a:graphicData uri="http://schemas.openxmlformats.org/drawingml/2006/picture">
+                <pic:pic>
+                  <pic:nvPicPr>
+                    <pic:cNvPr id="0" name="fig_3_2_3_searchbar.png"/>
+                    <pic:cNvPicPr/>
+                  </pic:nvPicPr>
+                  <pic:blipFill>
+                    <a:blip r:embed="rId11"/>
+                    <a:stretch>
+                      <a:fillRect/>
+                    </a:stretch>
+                  </pic:blipFill>
+                  <pic:spPr>
+                    <a:xfrm>
+                      <a:off x="0" y="0"/>
+                      <a:ext cx="5303520" cy="4139692"/>
+                    </a:xfrm>
+                    <a:prstGeom prst="rect"/>
+                  </pic:spPr>
+                </pic:pic>
+              </a:graphicData>
+            </a:graphic>
+          </wp:inline>
+        </w:drawing>
+      </w:r>
+    </w:p>
+    <w:p/>
+    <w:p>
+      <w:pPr>
+        <w:pStyle w:val="Heading2"/>
+        <w:jc w:val="left"/>
+      </w:pPr>
+      <w:r>
+        <w:t>3.3 商品详情、收藏与沟通</w:t>
+      </w:r>
+    </w:p>
+    <w:p>
+      <w:pPr/>
+      <w:r>
+        <w:t>在详情页查看商品图文与卖家信息。</w:t>
+      </w:r>
+    </w:p>
+    <w:p>
+      <w:pPr/>
+      <w:r>
+        <w:t>点击“收藏”可加入收藏夹。</w:t>
+      </w:r>
+    </w:p>
+    <w:p>
+      <w:pPr/>
+      <w:r>
+        <w:t>点击“咨询”可直接进入会话沟通。</w:t>
+      </w:r>
+    </w:p>
+    <w:p/>
+    <w:p>
+      <w:pPr>
+        <w:jc w:val="center"/>
+      </w:pPr>
+      <w:r>
+        <w:rPr>
+          <w:rFonts w:ascii="Times New Roman" w:hAnsi="Times New Roman" w:eastAsia="宋体"/>
+          <w:sz w:val="22"/>
+        </w:rPr>
+        <w:t>图3-4 商品详情页面</w:t>
+      </w:r>
+    </w:p>
+    <w:p>
+      <w:pPr>
+        <w:jc w:val="center"/>
+      </w:pPr>
+      <w:r>
+        <w:drawing>
+          <wp:inline xmlns:a="http://schemas.openxmlformats.org/drawingml/2006/main" xmlns:pic="http://schemas.openxmlformats.org/drawingml/2006/picture">
+            <wp:extent cx="5303520" cy="3314700"/>
+            <wp:docPr id="4" name="Picture 4"/>
+            <wp:cNvGraphicFramePr>
+              <a:graphicFrameLocks noChangeAspect="1"/>
+            </wp:cNvGraphicFramePr>
+            <a:graphic>
+              <a:graphicData uri="http://schemas.openxmlformats.org/drawingml/2006/picture">
+                <pic:pic>
+                  <pic:nvPicPr>
+                    <pic:cNvPr id="0" name="fig_3_3_detail.png"/>
+                    <pic:cNvPicPr/>
+                  </pic:nvPicPr>
+                  <pic:blipFill>
+                    <a:blip r:embed="rId12"/>
                     <a:stretch>
                       <a:fillRect/>
                     </a:stretch>
@@ -400,126 +500,55 @@
         </w:drawing>
       </w:r>
     </w:p>
+    <w:p/>
     <w:p>
+      <w:pPr>
+        <w:pStyle w:val="Heading2"/>
+        <w:jc w:val="left"/>
+      </w:pPr>
       <w:r>
-        <w:t>图3.1.3 校园认证弹窗</w:t>
+        <w:t>3.4 下单与支付</w:t>
       </w:r>
     </w:p>
     <w:p>
+      <w:pPr/>
       <w:r>
-        <w:drawing>
-          <wp:inline xmlns:a="http://schemas.openxmlformats.org/drawingml/2006/main" xmlns:pic="http://schemas.openxmlformats.org/drawingml/2006/picture">
-            <wp:extent cx="5303520" cy="5704967"/>
-            <wp:docPr id="3" name="Picture 3"/>
-            <wp:cNvGraphicFramePr>
-              <a:graphicFrameLocks noChangeAspect="1"/>
-            </wp:cNvGraphicFramePr>
-            <a:graphic>
-              <a:graphicData uri="http://schemas.openxmlformats.org/drawingml/2006/picture">
-                <pic:pic>
-                  <pic:nvPicPr>
-                    <pic:cNvPr id="0" name="fig_3_1_3_verify.png"/>
-                    <pic:cNvPicPr/>
-                  </pic:nvPicPr>
-                  <pic:blipFill>
-                    <a:blip r:embed="rId11"/>
-                    <a:stretch>
-                      <a:fillRect/>
-                    </a:stretch>
-                  </pic:blipFill>
-                  <pic:spPr>
-                    <a:xfrm>
-                      <a:off x="0" y="0"/>
-                      <a:ext cx="5303520" cy="5704967"/>
-                    </a:xfrm>
-                    <a:prstGeom prst="rect"/>
-                  </pic:spPr>
-                </pic:pic>
-              </a:graphicData>
-            </a:graphic>
-          </wp:inline>
-        </w:drawing>
+        <w:t>在详情页点击“我想要”，确认订单信息。</w:t>
+      </w:r>
+    </w:p>
+    <w:p>
+      <w:pPr/>
+      <w:r>
+        <w:t>选择支付方式后完成支付。</w:t>
+      </w:r>
+    </w:p>
+    <w:p>
+      <w:pPr/>
+      <w:r>
+        <w:t>支付成功后可在“我买到的”中查看订单状态。</w:t>
+      </w:r>
+    </w:p>
+    <w:p/>
+    <w:p>
+      <w:pPr>
+        <w:jc w:val="center"/>
+      </w:pPr>
+      <w:r>
+        <w:rPr>
+          <w:rFonts w:ascii="Times New Roman" w:hAnsi="Times New Roman" w:eastAsia="宋体"/>
+          <w:sz w:val="22"/>
+        </w:rPr>
+        <w:t>图3-5 买家订单管理页面</w:t>
       </w:r>
     </w:p>
     <w:p>
       <w:pPr>
-        <w:pStyle w:val="Heading2"/>
+        <w:jc w:val="center"/>
       </w:pPr>
-      <w:r>
-        <w:t>3.2 客户端主页</w:t>
-      </w:r>
-    </w:p>
-    <w:p>
-      <w:r>
-        <w:t>步骤拆分：</w:t>
-      </w:r>
-    </w:p>
-    <w:p>
-      <w:r>
-        <w:t>1) 登录后进入主页，查看“校园热卖榜”和最新发布。</w:t>
-      </w:r>
-    </w:p>
-    <w:p>
-      <w:r>
-        <w:t>2) 通过分类标签快速筛选目标品类。</w:t>
-      </w:r>
-    </w:p>
-    <w:p>
-      <w:r>
-        <w:t>3) 点击商品卡片进入详情页。</w:t>
-      </w:r>
-    </w:p>
-    <w:p>
-      <w:r>
-        <w:t>图3.2.1 客户端主页</w:t>
-      </w:r>
-    </w:p>
-    <w:p>
       <w:r>
         <w:drawing>
           <wp:inline xmlns:a="http://schemas.openxmlformats.org/drawingml/2006/main" xmlns:pic="http://schemas.openxmlformats.org/drawingml/2006/picture">
-            <wp:extent cx="5303520" cy="5704967"/>
-            <wp:docPr id="4" name="Picture 4"/>
-            <wp:cNvGraphicFramePr>
-              <a:graphicFrameLocks noChangeAspect="1"/>
-            </wp:cNvGraphicFramePr>
-            <a:graphic>
-              <a:graphicData uri="http://schemas.openxmlformats.org/drawingml/2006/picture">
-                <pic:pic>
-                  <pic:nvPicPr>
-                    <pic:cNvPr id="0" name="fig_3_2_1_home.png"/>
-                    <pic:cNvPicPr/>
-                  </pic:nvPicPr>
-                  <pic:blipFill>
-                    <a:blip r:embed="rId12"/>
-                    <a:stretch>
-                      <a:fillRect/>
-                    </a:stretch>
-                  </pic:blipFill>
-                  <pic:spPr>
-                    <a:xfrm>
-                      <a:off x="0" y="0"/>
-                      <a:ext cx="5303520" cy="5704967"/>
-                    </a:xfrm>
-                    <a:prstGeom prst="rect"/>
-                  </pic:spPr>
-                </pic:pic>
-              </a:graphicData>
-            </a:graphic>
-          </wp:inline>
-        </w:drawing>
-      </w:r>
-    </w:p>
-    <w:p>
-      <w:r>
-        <w:t>图3.2.3 搜索栏与快捷筛选</w:t>
-      </w:r>
-    </w:p>
-    <w:p>
-      <w:r>
-        <w:drawing>
-          <wp:inline xmlns:a="http://schemas.openxmlformats.org/drawingml/2006/main" xmlns:pic="http://schemas.openxmlformats.org/drawingml/2006/picture">
-            <wp:extent cx="5303520" cy="4139692"/>
+            <wp:extent cx="5303520" cy="4438015"/>
             <wp:docPr id="5" name="Picture 5"/>
             <wp:cNvGraphicFramePr>
               <a:graphicFrameLocks noChangeAspect="1"/>
@@ -528,7 +557,7 @@
               <a:graphicData uri="http://schemas.openxmlformats.org/drawingml/2006/picture">
                 <pic:pic>
                   <pic:nvPicPr>
-                    <pic:cNvPr id="0" name="fig_3_2_3_searchbar.png"/>
+                    <pic:cNvPr id="0" name="fig_3_4_orders.png"/>
                     <pic:cNvPicPr/>
                   </pic:nvPicPr>
                   <pic:blipFill>
@@ -540,7 +569,7 @@
                   <pic:spPr>
                     <a:xfrm>
                       <a:off x="0" y="0"/>
-                      <a:ext cx="5303520" cy="4139692"/>
+                      <a:ext cx="5303520" cy="4438015"/>
                     </a:xfrm>
                     <a:prstGeom prst="rect"/>
                   </pic:spPr>
@@ -551,40 +580,51 @@
         </w:drawing>
       </w:r>
     </w:p>
+    <w:p/>
     <w:p>
       <w:pPr>
         <w:pStyle w:val="Heading2"/>
+        <w:jc w:val="left"/>
       </w:pPr>
       <w:r>
-        <w:t>3.3 商品详情与收藏</w:t>
+        <w:t>3.5 发布与编辑商品</w:t>
       </w:r>
     </w:p>
     <w:p>
+      <w:pPr/>
       <w:r>
-        <w:t>步骤拆分：</w:t>
+        <w:t>在“我的发布”点击“发布闲置”。</w:t>
       </w:r>
     </w:p>
     <w:p>
+      <w:pPr/>
       <w:r>
-        <w:t>1) 在详情页查看商品图片、价格、成色与描述信息。</w:t>
+        <w:t>上传图片并填写标题、分类、价格、校区、描述。</w:t>
       </w:r>
     </w:p>
     <w:p>
+      <w:pPr/>
       <w:r>
-        <w:t>2) 核对卖家身份与信用评分，必要时点击“私聊”沟通。</w:t>
+        <w:t>提交后进入审核流，审核通过后自动上架。</w:t>
+      </w:r>
+    </w:p>
+    <w:p/>
+    <w:p>
+      <w:pPr>
+        <w:jc w:val="center"/>
+      </w:pPr>
+      <w:r>
+        <w:rPr>
+          <w:rFonts w:ascii="Times New Roman" w:hAnsi="Times New Roman" w:eastAsia="宋体"/>
+          <w:sz w:val="22"/>
+        </w:rPr>
+        <w:t>图3-6 我的发布页面</w:t>
       </w:r>
     </w:p>
     <w:p>
-      <w:r>
-        <w:t>3) 点击“收藏”保存商品，关注后续动态。</w:t>
-      </w:r>
-    </w:p>
-    <w:p>
-      <w:r>
-        <w:t>图3.3 商品详情页面</w:t>
-      </w:r>
-    </w:p>
-    <w:p>
+      <w:pPr>
+        <w:jc w:val="center"/>
+      </w:pPr>
       <w:r>
         <w:drawing>
           <wp:inline xmlns:a="http://schemas.openxmlformats.org/drawingml/2006/main" xmlns:pic="http://schemas.openxmlformats.org/drawingml/2006/picture">
@@ -597,7 +637,7 @@
               <a:graphicData uri="http://schemas.openxmlformats.org/drawingml/2006/picture">
                 <pic:pic>
                   <pic:nvPicPr>
-                    <pic:cNvPr id="0" name="fig_3_3_detail.png"/>
+                    <pic:cNvPr id="0" name="fig_3_5_1_mylist.png"/>
                     <pic:cNvPicPr/>
                   </pic:nvPicPr>
                   <pic:blipFill>
@@ -620,44 +660,27 @@
         </w:drawing>
       </w:r>
     </w:p>
+    <w:p/>
     <w:p>
       <w:pPr>
-        <w:pStyle w:val="Heading2"/>
+        <w:jc w:val="center"/>
       </w:pPr>
       <w:r>
-        <w:t>3.4 买家订单管理</w:t>
+        <w:rPr>
+          <w:rFonts w:ascii="Times New Roman" w:hAnsi="Times New Roman" w:eastAsia="宋体"/>
+          <w:sz w:val="22"/>
+        </w:rPr>
+        <w:t>图3-7 发布页面</w:t>
       </w:r>
     </w:p>
     <w:p>
-      <w:r>
-        <w:t>步骤拆分：</w:t>
-      </w:r>
-    </w:p>
-    <w:p>
-      <w:r>
-        <w:t>1) 在“订单管理”查看全部订单状态。</w:t>
-      </w:r>
-    </w:p>
-    <w:p>
-      <w:r>
-        <w:t>2) 对“待确认”订单进行确认或取消。</w:t>
-      </w:r>
-    </w:p>
-    <w:p>
-      <w:r>
-        <w:t>3) 完成交易后可进行评价，提升信用记录。</w:t>
-      </w:r>
-    </w:p>
-    <w:p>
-      <w:r>
-        <w:t>图3.4 买家订单管理</w:t>
-      </w:r>
-    </w:p>
-    <w:p>
+      <w:pPr>
+        <w:jc w:val="center"/>
+      </w:pPr>
       <w:r>
         <w:drawing>
           <wp:inline xmlns:a="http://schemas.openxmlformats.org/drawingml/2006/main" xmlns:pic="http://schemas.openxmlformats.org/drawingml/2006/picture">
-            <wp:extent cx="5303520" cy="4438015"/>
+            <wp:extent cx="5303520" cy="3314700"/>
             <wp:docPr id="7" name="Picture 7"/>
             <wp:cNvGraphicFramePr>
               <a:graphicFrameLocks noChangeAspect="1"/>
@@ -666,7 +689,7 @@
               <a:graphicData uri="http://schemas.openxmlformats.org/drawingml/2006/picture">
                 <pic:pic>
                   <pic:nvPicPr>
-                    <pic:cNvPr id="0" name="fig_3_4_orders.png"/>
+                    <pic:cNvPr id="0" name="fig_3_5_3_publish.png"/>
                     <pic:cNvPicPr/>
                   </pic:nvPicPr>
                   <pic:blipFill>
@@ -678,7 +701,7 @@
                   <pic:spPr>
                     <a:xfrm>
                       <a:off x="0" y="0"/>
-                      <a:ext cx="5303520" cy="4438015"/>
+                      <a:ext cx="5303520" cy="3314700"/>
                     </a:xfrm>
                     <a:prstGeom prst="rect"/>
                   </pic:spPr>
@@ -689,53 +712,54 @@
         </w:drawing>
       </w:r>
     </w:p>
+    <w:p/>
     <w:p>
       <w:pPr>
         <w:pStyle w:val="Heading2"/>
+        <w:jc w:val="left"/>
       </w:pPr>
       <w:r>
-        <w:t>3.5 我的中心（学生身份）</w:t>
-      </w:r>
-    </w:p>
-    <w:p>
-      <w:r>
-        <w:t>学生账号默认具备买卖双重身份，“我的”页面集中展示发布、订单与消息能力。</w:t>
-      </w:r>
-    </w:p>
-    <w:p>
-      <w:r>
-        <w:t>该模块包含“我发布的、编辑商品、发布新商品、我卖掉的、消息沟通”等部分。</w:t>
+        <w:t>4. 管理员端操作</w:t>
       </w:r>
     </w:p>
     <w:p>
       <w:pPr>
-        <w:pStyle w:val="Heading3"/>
+        <w:pStyle w:val="Heading2"/>
+        <w:jc w:val="left"/>
       </w:pPr>
       <w:r>
-        <w:t>3.5.1 我发布的</w:t>
+        <w:t>4.1 管理员登录</w:t>
       </w:r>
     </w:p>
     <w:p>
+      <w:pPr/>
       <w:r>
-        <w:t>步骤拆分：</w:t>
+        <w:t>访问管理员登录页。</w:t>
       </w:r>
     </w:p>
     <w:p>
+      <w:pPr/>
       <w:r>
-        <w:t>1) 进入“我发布的”查看已上架商品。</w:t>
+        <w:t>输入管理员账号后进入后台系统。</w:t>
+      </w:r>
+    </w:p>
+    <w:p/>
+    <w:p>
+      <w:pPr>
+        <w:jc w:val="center"/>
+      </w:pPr>
+      <w:r>
+        <w:rPr>
+          <w:rFonts w:ascii="Times New Roman" w:hAnsi="Times New Roman" w:eastAsia="宋体"/>
+          <w:sz w:val="22"/>
+        </w:rPr>
+        <w:t>图4-1 管理员登录页面</w:t>
       </w:r>
     </w:p>
     <w:p>
-      <w:r>
-        <w:t>2) 对商品进行编辑、下架或重新提交。</w:t>
-      </w:r>
-    </w:p>
-    <w:p>
-      <w:r>
-        <w:t>图3.5.1 我发布的页面</w:t>
-      </w:r>
-    </w:p>
-    <w:p>
+      <w:pPr>
+        <w:jc w:val="center"/>
+      </w:pPr>
       <w:r>
         <w:drawing>
           <wp:inline xmlns:a="http://schemas.openxmlformats.org/drawingml/2006/main" xmlns:pic="http://schemas.openxmlformats.org/drawingml/2006/picture">
@@ -748,7 +772,7 @@
               <a:graphicData uri="http://schemas.openxmlformats.org/drawingml/2006/picture">
                 <pic:pic>
                   <pic:nvPicPr>
-                    <pic:cNvPr id="0" name="fig_3_5_1_mylist.png"/>
+                    <pic:cNvPr id="0" name="fig_3_1_2_admin_login.png"/>
                     <pic:cNvPicPr/>
                   </pic:nvPicPr>
                   <pic:blipFill>
@@ -771,40 +795,45 @@
         </w:drawing>
       </w:r>
     </w:p>
+    <w:p/>
     <w:p>
       <w:pPr>
-        <w:pStyle w:val="Heading3"/>
+        <w:pStyle w:val="Heading2"/>
+        <w:jc w:val="left"/>
       </w:pPr>
       <w:r>
-        <w:t>3.5.2 商品编辑</w:t>
+        <w:t>4.2 数据看板</w:t>
       </w:r>
     </w:p>
     <w:p>
+      <w:pPr/>
       <w:r>
-        <w:t>步骤拆分：</w:t>
+        <w:t>查看活跃用户、待审核商品、成交订单、风险告警等指标。</w:t>
       </w:r>
     </w:p>
     <w:p>
+      <w:pPr/>
       <w:r>
-        <w:t>1) 点击“编辑”进入编辑表单。</w:t>
+        <w:t>支持近 7 日趋势图和关键指标下钻。</w:t>
+      </w:r>
+    </w:p>
+    <w:p/>
+    <w:p>
+      <w:pPr>
+        <w:jc w:val="center"/>
+      </w:pPr>
+      <w:r>
+        <w:rPr>
+          <w:rFonts w:ascii="Times New Roman" w:hAnsi="Times New Roman" w:eastAsia="宋体"/>
+          <w:sz w:val="22"/>
+        </w:rPr>
+        <w:t>图4-2 管理员仪表盘</w:t>
       </w:r>
     </w:p>
     <w:p>
-      <w:r>
-        <w:t>2) 支持替换封面图、上传/移除图片。</w:t>
-      </w:r>
-    </w:p>
-    <w:p>
-      <w:r>
-        <w:t>3) 更新标题、分类、价格与描述后保存修改。</w:t>
-      </w:r>
-    </w:p>
-    <w:p>
-      <w:r>
-        <w:t>图3.5.2 商品编辑页面</w:t>
-      </w:r>
-    </w:p>
-    <w:p>
+      <w:pPr>
+        <w:jc w:val="center"/>
+      </w:pPr>
       <w:r>
         <w:drawing>
           <wp:inline xmlns:a="http://schemas.openxmlformats.org/drawingml/2006/main" xmlns:pic="http://schemas.openxmlformats.org/drawingml/2006/picture">
@@ -817,7 +846,7 @@
               <a:graphicData uri="http://schemas.openxmlformats.org/drawingml/2006/picture">
                 <pic:pic>
                   <pic:nvPicPr>
-                    <pic:cNvPr id="0" name="fig_3_5_2_edit.png"/>
+                    <pic:cNvPr id="0" name="fig_3_6_1_dashboard.png"/>
                     <pic:cNvPicPr/>
                   </pic:nvPicPr>
                   <pic:blipFill>
@@ -840,40 +869,45 @@
         </w:drawing>
       </w:r>
     </w:p>
+    <w:p/>
     <w:p>
       <w:pPr>
-        <w:pStyle w:val="Heading3"/>
+        <w:pStyle w:val="Heading2"/>
+        <w:jc w:val="left"/>
       </w:pPr>
       <w:r>
-        <w:t>3.5.3 发布新商品</w:t>
+        <w:t>4.3 商品审核与订单治理</w:t>
       </w:r>
     </w:p>
     <w:p>
+      <w:pPr/>
       <w:r>
-        <w:t>步骤拆分：</w:t>
+        <w:t>对待审核商品执行通过或驳回。</w:t>
       </w:r>
     </w:p>
     <w:p>
+      <w:pPr/>
       <w:r>
-        <w:t>1) 进入发布页填写商品信息与校区。</w:t>
+        <w:t>对异常订单执行冻结、复核、强制关闭等操作。</w:t>
+      </w:r>
+    </w:p>
+    <w:p/>
+    <w:p>
+      <w:pPr>
+        <w:jc w:val="center"/>
+      </w:pPr>
+      <w:r>
+        <w:rPr>
+          <w:rFonts w:ascii="Times New Roman" w:hAnsi="Times New Roman" w:eastAsia="宋体"/>
+          <w:sz w:val="22"/>
+        </w:rPr>
+        <w:t>图4-3 商品审核页面</w:t>
       </w:r>
     </w:p>
     <w:p>
-      <w:r>
-        <w:t>2) 上传商品图片并设置主图。</w:t>
-      </w:r>
-    </w:p>
-    <w:p>
-      <w:r>
-        <w:t>3) 点击“发布”，进入平台审核流程后上架。</w:t>
-      </w:r>
-    </w:p>
-    <w:p>
-      <w:r>
-        <w:t>图3.5.3 发布新商品页面</w:t>
-      </w:r>
-    </w:p>
-    <w:p>
+      <w:pPr>
+        <w:jc w:val="center"/>
+      </w:pPr>
       <w:r>
         <w:drawing>
           <wp:inline xmlns:a="http://schemas.openxmlformats.org/drawingml/2006/main" xmlns:pic="http://schemas.openxmlformats.org/drawingml/2006/picture">
@@ -886,7 +920,7 @@
               <a:graphicData uri="http://schemas.openxmlformats.org/drawingml/2006/picture">
                 <pic:pic>
                   <pic:nvPicPr>
-                    <pic:cNvPr id="0" name="fig_3_5_3_publish.png"/>
+                    <pic:cNvPr id="0" name="fig_3_6_2_listing_review.png"/>
                     <pic:cNvPicPr/>
                   </pic:nvPicPr>
                   <pic:blipFill>
@@ -909,44 +943,27 @@
         </w:drawing>
       </w:r>
     </w:p>
+    <w:p/>
     <w:p>
       <w:pPr>
-        <w:pStyle w:val="Heading3"/>
+        <w:jc w:val="center"/>
       </w:pPr>
       <w:r>
-        <w:t>3.5.4 我卖掉的</w:t>
+        <w:rPr>
+          <w:rFonts w:ascii="Times New Roman" w:hAnsi="Times New Roman" w:eastAsia="宋体"/>
+          <w:sz w:val="22"/>
+        </w:rPr>
+        <w:t>图4-4 订单管理页面</w:t>
       </w:r>
     </w:p>
     <w:p>
-      <w:r>
-        <w:t>步骤拆分：</w:t>
-      </w:r>
-    </w:p>
-    <w:p>
-      <w:r>
-        <w:t>1) 在订单列表查看买家下单信息与状态。</w:t>
-      </w:r>
-    </w:p>
-    <w:p>
-      <w:r>
-        <w:t>2) 对待确认订单选择“同意”或“拒绝”。</w:t>
-      </w:r>
-    </w:p>
-    <w:p>
-      <w:r>
-        <w:t>3) 已确认订单可一键“已发货”，完成交易闭环。</w:t>
-      </w:r>
-    </w:p>
-    <w:p>
-      <w:r>
-        <w:t>图3.5.4 我卖掉的页面</w:t>
-      </w:r>
-    </w:p>
-    <w:p>
+      <w:pPr>
+        <w:jc w:val="center"/>
+      </w:pPr>
       <w:r>
         <w:drawing>
           <wp:inline xmlns:a="http://schemas.openxmlformats.org/drawingml/2006/main" xmlns:pic="http://schemas.openxmlformats.org/drawingml/2006/picture">
-            <wp:extent cx="5303520" cy="3314700"/>
+            <wp:extent cx="5303520" cy="3106347"/>
             <wp:docPr id="11" name="Picture 11"/>
             <wp:cNvGraphicFramePr>
               <a:graphicFrameLocks noChangeAspect="1"/>
@@ -955,7 +972,7 @@
               <a:graphicData uri="http://schemas.openxmlformats.org/drawingml/2006/picture">
                 <pic:pic>
                   <pic:nvPicPr>
-                    <pic:cNvPr id="0" name="fig_3_5_4_seller_orders.png"/>
+                    <pic:cNvPr id="0" name="fig_3_6_3_order_mgmt.png"/>
                     <pic:cNvPicPr/>
                   </pic:nvPicPr>
                   <pic:blipFill>
@@ -967,7 +984,7 @@
                   <pic:spPr>
                     <a:xfrm>
                       <a:off x="0" y="0"/>
-                      <a:ext cx="5303520" cy="3314700"/>
+                      <a:ext cx="5303520" cy="3106347"/>
                     </a:xfrm>
                     <a:prstGeom prst="rect"/>
                   </pic:spPr>
@@ -978,35 +995,45 @@
         </w:drawing>
       </w:r>
     </w:p>
+    <w:p/>
     <w:p>
       <w:pPr>
-        <w:pStyle w:val="Heading3"/>
+        <w:pStyle w:val="Heading2"/>
+        <w:jc w:val="left"/>
       </w:pPr>
       <w:r>
-        <w:t>3.5.5 消息沟通</w:t>
+        <w:t>4.4 用户治理与风控处置</w:t>
       </w:r>
     </w:p>
     <w:p>
+      <w:pPr/>
       <w:r>
-        <w:t>步骤拆分：</w:t>
+        <w:t>对违规用户执行禁用、解禁、二次校验。</w:t>
       </w:r>
     </w:p>
     <w:p>
+      <w:pPr/>
       <w:r>
-        <w:t>1) 在消息列表查看与买家的对话记录。</w:t>
+        <w:t>在风控台查看异常行为记录和处理日志。</w:t>
+      </w:r>
+    </w:p>
+    <w:p/>
+    <w:p>
+      <w:pPr>
+        <w:jc w:val="center"/>
+      </w:pPr>
+      <w:r>
+        <w:rPr>
+          <w:rFonts w:ascii="Times New Roman" w:hAnsi="Times New Roman" w:eastAsia="宋体"/>
+          <w:sz w:val="22"/>
+        </w:rPr>
+        <w:t>图4-5 用户管理页面</w:t>
       </w:r>
     </w:p>
     <w:p>
-      <w:r>
-        <w:t>2) 点击会话进入聊天，支持快速回复与交易提醒。</w:t>
-      </w:r>
-    </w:p>
-    <w:p>
-      <w:r>
-        <w:t>图3.5.5 消息沟通页面</w:t>
-      </w:r>
-    </w:p>
-    <w:p>
+      <w:pPr>
+        <w:jc w:val="center"/>
+      </w:pPr>
       <w:r>
         <w:drawing>
           <wp:inline xmlns:a="http://schemas.openxmlformats.org/drawingml/2006/main" xmlns:pic="http://schemas.openxmlformats.org/drawingml/2006/picture">
@@ -1019,7 +1046,7 @@
               <a:graphicData uri="http://schemas.openxmlformats.org/drawingml/2006/picture">
                 <pic:pic>
                   <pic:nvPicPr>
-                    <pic:cNvPr id="0" name="fig_3_5_5_messages.png"/>
+                    <pic:cNvPr id="0" name="fig_3_6_3_user_mgmt.png"/>
                     <pic:cNvPicPr/>
                   </pic:nvPicPr>
                   <pic:blipFill>
@@ -1042,211 +1069,349 @@
         </w:drawing>
       </w:r>
     </w:p>
+    <w:p/>
     <w:p>
       <w:pPr>
         <w:pStyle w:val="Heading2"/>
+        <w:jc w:val="left"/>
       </w:pPr>
       <w:r>
-        <w:t>3.6 管理员管理系统</w:t>
-      </w:r>
-    </w:p>
-    <w:p>
-      <w:r>
-        <w:t>管理员系统包含“仪表盘、商品审核、用户管理”三个模块。</w:t>
+        <w:t>5. 分类导航与快速筛选</w:t>
       </w:r>
     </w:p>
     <w:p>
       <w:pPr>
-        <w:pStyle w:val="Heading3"/>
+        <w:pStyle w:val="Heading2"/>
+        <w:jc w:val="left"/>
       </w:pPr>
       <w:r>
-        <w:t>3.6.1 仪表盘</w:t>
+        <w:t>5.1 分类导航</w:t>
       </w:r>
     </w:p>
     <w:p>
+      <w:pPr/>
       <w:r>
-        <w:t>步骤拆分：</w:t>
+        <w:t>在首页左侧抽屉点击分类卡片。</w:t>
       </w:r>
     </w:p>
     <w:p>
+      <w:pPr/>
       <w:r>
-        <w:t>1) 登录后台后进入仪表盘查看平台关键指标。</w:t>
+        <w:t>页面跳转至 `/#/category/{分类名}`。</w:t>
       </w:r>
     </w:p>
     <w:p>
+      <w:pPr/>
       <w:r>
-        <w:t>2) 关注活跃用户、成交订单与新增商品数据。</w:t>
+        <w:t>示例：`/#/category/数码`、`/#/category/教材`。</w:t>
+      </w:r>
+    </w:p>
+    <w:p/>
+    <w:p>
+      <w:pPr>
+        <w:pStyle w:val="Heading2"/>
+        <w:jc w:val="left"/>
+      </w:pPr>
+      <w:r>
+        <w:t>5.2 快速筛选</w:t>
       </w:r>
     </w:p>
     <w:p>
+      <w:pPr/>
       <w:r>
-        <w:t>图3.6.1 管理员仪表盘</w:t>
+        <w:t>点击“低价捡漏”“数码精选”等场景入口。</w:t>
       </w:r>
     </w:p>
     <w:p>
+      <w:pPr/>
       <w:r>
-        <w:drawing>
-          <wp:inline xmlns:a="http://schemas.openxmlformats.org/drawingml/2006/main" xmlns:pic="http://schemas.openxmlformats.org/drawingml/2006/picture">
-            <wp:extent cx="5303520" cy="3314700"/>
-            <wp:docPr id="13" name="Picture 13"/>
-            <wp:cNvGraphicFramePr>
-              <a:graphicFrameLocks noChangeAspect="1"/>
-            </wp:cNvGraphicFramePr>
-            <a:graphic>
-              <a:graphicData uri="http://schemas.openxmlformats.org/drawingml/2006/picture">
-                <pic:pic>
-                  <pic:nvPicPr>
-                    <pic:cNvPr id="0" name="fig_3_6_1_dashboard.png"/>
-                    <pic:cNvPicPr/>
-                  </pic:nvPicPr>
-                  <pic:blipFill>
-                    <a:blip r:embed="rId21"/>
-                    <a:stretch>
-                      <a:fillRect/>
-                    </a:stretch>
-                  </pic:blipFill>
-                  <pic:spPr>
-                    <a:xfrm>
-                      <a:off x="0" y="0"/>
-                      <a:ext cx="5303520" cy="3314700"/>
-                    </a:xfrm>
-                    <a:prstGeom prst="rect"/>
-                  </pic:spPr>
-                </pic:pic>
-              </a:graphicData>
-            </a:graphic>
-          </wp:inline>
-        </w:drawing>
+        <w:t>页面跳转 `/#/search?price=0-100&amp;sort=价格升序` 等参数化路径。</w:t>
+      </w:r>
+    </w:p>
+    <w:p>
+      <w:pPr/>
+      <w:r>
+        <w:t>搜索页会根据 query 自动回显筛选条件。</w:t>
+      </w:r>
+    </w:p>
+    <w:p/>
+    <w:p>
+      <w:pPr>
+        <w:pStyle w:val="Heading2"/>
+        <w:jc w:val="left"/>
+      </w:pPr>
+      <w:r>
+        <w:t>5.3 参数语义</w:t>
+      </w:r>
+    </w:p>
+    <w:p>
+      <w:pPr/>
+      <w:r>
+        <w:t>`category`：分类。</w:t>
+      </w:r>
+    </w:p>
+    <w:p>
+      <w:pPr/>
+      <w:r>
+        <w:t>`campus`：校区。</w:t>
+      </w:r>
+    </w:p>
+    <w:p>
+      <w:pPr/>
+      <w:r>
+        <w:t>`price`：价格区间。</w:t>
+      </w:r>
+    </w:p>
+    <w:p>
+      <w:pPr/>
+      <w:r>
+        <w:t>`condition`：成色。</w:t>
+      </w:r>
+    </w:p>
+    <w:p>
+      <w:pPr/>
+      <w:r>
+        <w:t>`sort`：排序方式。</w:t>
+      </w:r>
+    </w:p>
+    <w:p/>
+    <w:p>
+      <w:pPr>
+        <w:pStyle w:val="Heading2"/>
+        <w:jc w:val="left"/>
+      </w:pPr>
+      <w:r>
+        <w:t>6. 支付、物流与风控</w:t>
       </w:r>
     </w:p>
     <w:p>
       <w:pPr>
-        <w:pStyle w:val="Heading3"/>
+        <w:pStyle w:val="Heading2"/>
+        <w:jc w:val="left"/>
       </w:pPr>
       <w:r>
-        <w:t>3.6.2 商品审核</w:t>
+        <w:t>6.1 支付流程</w:t>
       </w:r>
     </w:p>
     <w:p>
+      <w:pPr/>
       <w:r>
-        <w:t>步骤拆分：</w:t>
+        <w:t>下单后生成待支付订单。</w:t>
       </w:r>
     </w:p>
     <w:p>
+      <w:pPr/>
       <w:r>
-        <w:t>1) 在“商品审核”列表查看待审核商品。</w:t>
+        <w:t>完成支付后系统回调更新订单状态。</w:t>
       </w:r>
     </w:p>
     <w:p>
+      <w:pPr/>
       <w:r>
-        <w:t>2) 对合规商品点击“通过”，违规商品点击“驳回”。</w:t>
+        <w:t>支付流水可在订单详情中查询。</w:t>
+      </w:r>
+    </w:p>
+    <w:p/>
+    <w:p>
+      <w:pPr>
+        <w:pStyle w:val="Heading2"/>
+        <w:jc w:val="left"/>
+      </w:pPr>
+      <w:r>
+        <w:t>6.2 物流履约</w:t>
       </w:r>
     </w:p>
     <w:p>
+      <w:pPr/>
       <w:r>
-        <w:t>图3.6.2 商品审核页面</w:t>
+        <w:t>卖家发货后订单进入“待收货”。</w:t>
       </w:r>
     </w:p>
     <w:p>
+      <w:pPr/>
       <w:r>
-        <w:drawing>
-          <wp:inline xmlns:a="http://schemas.openxmlformats.org/drawingml/2006/main" xmlns:pic="http://schemas.openxmlformats.org/drawingml/2006/picture">
-            <wp:extent cx="5303520" cy="3314700"/>
-            <wp:docPr id="14" name="Picture 14"/>
-            <wp:cNvGraphicFramePr>
-              <a:graphicFrameLocks noChangeAspect="1"/>
-            </wp:cNvGraphicFramePr>
-            <a:graphic>
-              <a:graphicData uri="http://schemas.openxmlformats.org/drawingml/2006/picture">
-                <pic:pic>
-                  <pic:nvPicPr>
-                    <pic:cNvPr id="0" name="fig_3_6_2_listing_review.png"/>
-                    <pic:cNvPicPr/>
-                  </pic:nvPicPr>
-                  <pic:blipFill>
-                    <a:blip r:embed="rId22"/>
-                    <a:stretch>
-                      <a:fillRect/>
-                    </a:stretch>
-                  </pic:blipFill>
-                  <pic:spPr>
-                    <a:xfrm>
-                      <a:off x="0" y="0"/>
-                      <a:ext cx="5303520" cy="3314700"/>
-                    </a:xfrm>
-                    <a:prstGeom prst="rect"/>
-                  </pic:spPr>
-                </pic:pic>
-              </a:graphicData>
-            </a:graphic>
-          </wp:inline>
-        </w:drawing>
+        <w:t>买家确认收货后订单完成。</w:t>
+      </w:r>
+    </w:p>
+    <w:p>
+      <w:pPr/>
+      <w:r>
+        <w:t>异常履约可发起售后申请。</w:t>
+      </w:r>
+    </w:p>
+    <w:p/>
+    <w:p>
+      <w:pPr>
+        <w:pStyle w:val="Heading2"/>
+        <w:jc w:val="left"/>
+      </w:pPr>
+      <w:r>
+        <w:t>6.3 风控机制</w:t>
+      </w:r>
+    </w:p>
+    <w:p>
+      <w:pPr/>
+      <w:r>
+        <w:t>高频发布、敏感词、异常价格触发预警。</w:t>
+      </w:r>
+    </w:p>
+    <w:p>
+      <w:pPr/>
+      <w:r>
+        <w:t>风险订单自动进入复核队列。</w:t>
+      </w:r>
+    </w:p>
+    <w:p>
+      <w:pPr/>
+      <w:r>
+        <w:t>所有治理动作均记录审计日志。</w:t>
+      </w:r>
+    </w:p>
+    <w:p/>
+    <w:p>
+      <w:pPr>
+        <w:pStyle w:val="Heading2"/>
+        <w:jc w:val="left"/>
+      </w:pPr>
+      <w:r>
+        <w:t>7. 常见问题</w:t>
       </w:r>
     </w:p>
     <w:p>
       <w:pPr>
-        <w:pStyle w:val="Heading3"/>
+        <w:pStyle w:val="Heading2"/>
+        <w:jc w:val="left"/>
       </w:pPr>
       <w:r>
-        <w:t>3.6.3 用户管理</w:t>
+        <w:t>7.1 为什么分类点击后会跳页？</w:t>
       </w:r>
     </w:p>
     <w:p>
+      <w:pPr/>
       <w:r>
-        <w:t>步骤拆分：</w:t>
+        <w:t>分类导航已功能化，点击即进入对应分类页。</w:t>
+      </w:r>
+    </w:p>
+    <w:p/>
+    <w:p>
+      <w:pPr>
+        <w:pStyle w:val="Heading2"/>
+        <w:jc w:val="left"/>
+      </w:pPr>
+      <w:r>
+        <w:t>7.2 快速筛选参数是什么意思？</w:t>
       </w:r>
     </w:p>
     <w:p>
+      <w:pPr/>
       <w:r>
-        <w:t>1) 查看用户列表并进行启用/禁用处理。</w:t>
+        <w:t>参数用于表达筛选条件，便于复现同一结果。</w:t>
+      </w:r>
+    </w:p>
+    <w:p/>
+    <w:p>
+      <w:pPr>
+        <w:pStyle w:val="Heading2"/>
+        <w:jc w:val="left"/>
+      </w:pPr>
+      <w:r>
+        <w:t>7.3 支付失败怎么办？</w:t>
       </w:r>
     </w:p>
     <w:p>
+      <w:pPr/>
       <w:r>
-        <w:t>2) 快速核对注册校区与信用状态。</w:t>
+        <w:t>进入订单详情点击“重新支付”，若仍失败请联系管理员处理。</w:t>
+      </w:r>
+    </w:p>
+    <w:p/>
+    <w:p>
+      <w:pPr>
+        <w:pStyle w:val="Heading2"/>
+        <w:jc w:val="left"/>
+      </w:pPr>
+      <w:r>
+        <w:t>7.4 如何申诉违规处理？</w:t>
       </w:r>
     </w:p>
     <w:p>
+      <w:pPr/>
       <w:r>
-        <w:t>图3.6.3 用户管理页面</w:t>
+        <w:t>在“我的-客服与申诉”提交工单，管理员会在后台处理并反馈。</w:t>
+      </w:r>
+    </w:p>
+    <w:p/>
+    <w:p>
+      <w:pPr>
+        <w:pStyle w:val="Heading2"/>
+        <w:jc w:val="left"/>
+      </w:pPr>
+      <w:r>
+        <w:t>8. 版本更新记录</w:t>
       </w:r>
     </w:p>
     <w:p>
+      <w:pPr>
+        <w:pStyle w:val="Heading2"/>
+        <w:jc w:val="left"/>
+      </w:pPr>
       <w:r>
-        <w:drawing>
-          <wp:inline xmlns:a="http://schemas.openxmlformats.org/drawingml/2006/main" xmlns:pic="http://schemas.openxmlformats.org/drawingml/2006/picture">
-            <wp:extent cx="5303520" cy="3314700"/>
-            <wp:docPr id="15" name="Picture 15"/>
-            <wp:cNvGraphicFramePr>
-              <a:graphicFrameLocks noChangeAspect="1"/>
-            </wp:cNvGraphicFramePr>
-            <a:graphic>
-              <a:graphicData uri="http://schemas.openxmlformats.org/drawingml/2006/picture">
-                <pic:pic>
-                  <pic:nvPicPr>
-                    <pic:cNvPr id="0" name="fig_3_6_3_user_mgmt.png"/>
-                    <pic:cNvPicPr/>
-                  </pic:nvPicPr>
-                  <pic:blipFill>
-                    <a:blip r:embed="rId23"/>
-                    <a:stretch>
-                      <a:fillRect/>
-                    </a:stretch>
-                  </pic:blipFill>
-                  <pic:spPr>
-                    <a:xfrm>
-                      <a:off x="0" y="0"/>
-                      <a:ext cx="5303520" cy="3314700"/>
-                    </a:xfrm>
-                    <a:prstGeom prst="rect"/>
-                  </pic:spPr>
-                </pic:pic>
-              </a:graphicData>
-            </a:graphic>
-          </wp:inline>
-        </w:drawing>
+        <w:t>V2.0（当前）</w:t>
       </w:r>
     </w:p>
+    <w:p>
+      <w:pPr/>
+      <w:r>
+        <w:t>完成前后端与数据库全链路接入。</w:t>
+      </w:r>
+    </w:p>
+    <w:p>
+      <w:pPr/>
+      <w:r>
+        <w:t>分类导航升级为路由化功能入口。</w:t>
+      </w:r>
+    </w:p>
+    <w:p>
+      <w:pPr/>
+      <w:r>
+        <w:t>支持快速筛选参数化跳转与回显。</w:t>
+      </w:r>
+    </w:p>
+    <w:p>
+      <w:pPr/>
+      <w:r>
+        <w:t>完成订单支付、履约、售后流程。</w:t>
+      </w:r>
+    </w:p>
+    <w:p>
+      <w:pPr/>
+      <w:r>
+        <w:t>完成后台风控与治理闭环。</w:t>
+      </w:r>
+    </w:p>
+    <w:p/>
+    <w:p>
+      <w:pPr>
+        <w:pStyle w:val="Heading2"/>
+        <w:jc w:val="left"/>
+      </w:pPr>
+      <w:r>
+        <w:t>V1.1（历史）</w:t>
+      </w:r>
+    </w:p>
+    <w:p>
+      <w:pPr/>
+      <w:r>
+        <w:t>完成前端多页面交互与基础演示流程。</w:t>
+      </w:r>
+    </w:p>
+    <w:p>
+      <w:pPr/>
+      <w:r>
+        <w:t>完成分类导航与搜索筛选基础能力。</w:t>
+      </w:r>
+    </w:p>
+    <w:p/>
     <w:sectPr>
       <w:pgSz w:w="12240" w:h="15840"/>
       <w:pgMar w:top="1440" w:right="1800" w:bottom="1440" w:left="1800" w:header="720" w:footer="720" w:gutter="0"/>
@@ -1620,6 +1785,14 @@
     <w:name w:val="Normal"/>
     <w:qFormat/>
     <w:rsid w:val="00FC693F"/>
+    <w:pPr>
+      <w:spacing w:line="360" w:lineRule="auto"/>
+      <w:ind w:firstLine="480"/>
+    </w:pPr>
+    <w:rPr>
+      <w:rFonts w:ascii="Times New Roman" w:hAnsi="Times New Roman" w:eastAsia="宋体"/>
+      <w:sz w:val="24"/>
+    </w:rPr>
   </w:style>
   <w:style w:type="paragraph" w:styleId="Header">
     <w:name w:val="header"/>
@@ -1676,15 +1849,15 @@
     <w:pPr>
       <w:keepNext/>
       <w:keepLines/>
-      <w:spacing w:before="480" w:after="0"/>
+      <w:spacing w:before="480" w:after="0" w:line="360" w:lineRule="auto"/>
       <w:outlineLvl w:val="0"/>
     </w:pPr>
     <w:rPr>
-      <w:rFonts w:asciiTheme="majorHAnsi" w:eastAsiaTheme="majorEastAsia" w:hAnsiTheme="majorHAnsi" w:cstheme="majorBidi"/>
+      <w:rFonts w:asciiTheme="majorHAnsi" w:eastAsiaTheme="majorEastAsia" w:hAnsiTheme="majorHAnsi" w:cstheme="majorBidi" w:ascii="Times New Roman" w:hAnsi="Times New Roman" w:eastAsia="宋体"/>
       <w:b/>
       <w:bCs/>
       <w:color w:val="365F91" w:themeColor="accent1" w:themeShade="BF"/>
-      <w:sz w:val="28"/>
+      <w:sz w:val="32"/>
       <w:szCs w:val="28"/>
     </w:rPr>
   </w:style>
@@ -1700,15 +1873,15 @@
     <w:pPr>
       <w:keepNext/>
       <w:keepLines/>
-      <w:spacing w:before="200" w:after="0"/>
+      <w:spacing w:before="200" w:after="0" w:line="360" w:lineRule="auto"/>
       <w:outlineLvl w:val="1"/>
     </w:pPr>
     <w:rPr>
-      <w:rFonts w:asciiTheme="majorHAnsi" w:eastAsiaTheme="majorEastAsia" w:hAnsiTheme="majorHAnsi" w:cstheme="majorBidi"/>
+      <w:rFonts w:asciiTheme="majorHAnsi" w:eastAsiaTheme="majorEastAsia" w:hAnsiTheme="majorHAnsi" w:cstheme="majorBidi" w:ascii="Times New Roman" w:hAnsi="Times New Roman" w:eastAsia="宋体"/>
       <w:b/>
       <w:bCs/>
       <w:color w:val="4F81BD" w:themeColor="accent1"/>
-      <w:sz w:val="26"/>
+      <w:sz w:val="28"/>
       <w:szCs w:val="26"/>
     </w:rPr>
   </w:style>
@@ -1724,14 +1897,15 @@
     <w:pPr>
       <w:keepNext/>
       <w:keepLines/>
-      <w:spacing w:before="200" w:after="0"/>
+      <w:spacing w:before="200" w:after="0" w:line="360" w:lineRule="auto"/>
       <w:outlineLvl w:val="2"/>
     </w:pPr>
     <w:rPr>
-      <w:rFonts w:asciiTheme="majorHAnsi" w:eastAsiaTheme="majorEastAsia" w:hAnsiTheme="majorHAnsi" w:cstheme="majorBidi"/>
+      <w:rFonts w:asciiTheme="majorHAnsi" w:eastAsiaTheme="majorEastAsia" w:hAnsiTheme="majorHAnsi" w:cstheme="majorBidi" w:ascii="Times New Roman" w:hAnsi="Times New Roman" w:eastAsia="宋体"/>
       <w:b/>
       <w:bCs/>
       <w:color w:val="4F81BD" w:themeColor="accent1"/>
+      <w:sz w:val="24"/>
     </w:rPr>
   </w:style>
   <w:style w:type="paragraph" w:styleId="Heading4">
